--- a/Received/Nursery/nursery, eng o.docx
+++ b/Received/Nursery/nursery, eng o.docx
@@ -344,7 +344,7 @@
           <w:sz w:val="28"/>
           <w:szCs w:val="28"/>
         </w:rPr>
-        <w:t xml:space="preserve"> UKG</w:t>
+        <w:t xml:space="preserve"> </w:t>
       </w:r>
       <w:r>
         <w:rPr>
@@ -353,7 +353,7 @@
           <w:sz w:val="28"/>
           <w:szCs w:val="28"/>
         </w:rPr>
-        <w:tab/>
+        <w:t>Nursery</w:t>
       </w:r>
       <w:r>
         <w:rPr>
@@ -505,16 +505,7 @@
           <w:sz w:val="28"/>
           <w:szCs w:val="28"/>
         </w:rPr>
-        <w:t xml:space="preserve"> </w:t>
-      </w:r>
-      <w:r>
-        <w:rPr>
-          <w:rFonts w:ascii="Times New Roman" w:hAnsi="Times New Roman" w:cs="Times New Roman"/>
-          <w:b/>
-          <w:sz w:val="28"/>
-          <w:szCs w:val="28"/>
-        </w:rPr>
-        <w:t xml:space="preserve">English </w:t>
+        <w:t xml:space="preserve"> English </w:t>
       </w:r>
       <w:r>
         <w:rPr>
@@ -562,7 +553,27 @@
           <w:szCs w:val="40"/>
           <w:lang w:bidi="ne-NP"/>
         </w:rPr>
-        <w:t>Hello! Good Morning/Good Afternoon</w:t>
+        <w:t xml:space="preserve">Hello! Good </w:t>
+      </w:r>
+      <w:proofErr w:type="gramStart"/>
+      <w:r>
+        <w:rPr>
+          <w:rFonts w:ascii="Times New Roman" w:hAnsi="Times New Roman" w:cs="Times New Roman"/>
+          <w:sz w:val="40"/>
+          <w:szCs w:val="40"/>
+          <w:lang w:bidi="ne-NP"/>
+        </w:rPr>
+        <w:t>Morning</w:t>
+      </w:r>
+      <w:proofErr w:type="gramEnd"/>
+      <w:r>
+        <w:rPr>
+          <w:rFonts w:ascii="Times New Roman" w:hAnsi="Times New Roman" w:cs="Times New Roman"/>
+          <w:sz w:val="40"/>
+          <w:szCs w:val="40"/>
+          <w:lang w:bidi="ne-NP"/>
+        </w:rPr>
+        <w:t>/Good Afternoon</w:t>
       </w:r>
     </w:p>
     <w:p>
@@ -1494,7 +1505,7 @@
           <w:lang w:bidi="ne-NP"/>
         </w:rPr>
         <w:drawing>
-          <wp:anchor distT="0" distB="0" distL="114300" distR="114300" simplePos="0" relativeHeight="251660288" behindDoc="0" locked="0" layoutInCell="1" allowOverlap="1" wp14:anchorId="46F53D93" wp14:editId="21E22B09">
+          <wp:anchor distT="0" distB="0" distL="114300" distR="114300" simplePos="0" relativeHeight="251660288" behindDoc="0" locked="0" layoutInCell="1" allowOverlap="1" wp14:anchorId="46F53D93" wp14:editId="16018359">
             <wp:simplePos x="0" y="0"/>
             <wp:positionH relativeFrom="column">
               <wp:posOffset>3746500</wp:posOffset>

--- a/Received/Nursery/nursery, eng o.docx
+++ b/Received/Nursery/nursery, eng o.docx
@@ -553,27 +553,7 @@
           <w:szCs w:val="40"/>
           <w:lang w:bidi="ne-NP"/>
         </w:rPr>
-        <w:t xml:space="preserve">Hello! Good </w:t>
-      </w:r>
-      <w:proofErr w:type="gramStart"/>
-      <w:r>
-        <w:rPr>
-          <w:rFonts w:ascii="Times New Roman" w:hAnsi="Times New Roman" w:cs="Times New Roman"/>
-          <w:sz w:val="40"/>
-          <w:szCs w:val="40"/>
-          <w:lang w:bidi="ne-NP"/>
-        </w:rPr>
-        <w:t>Morning</w:t>
-      </w:r>
-      <w:proofErr w:type="gramEnd"/>
-      <w:r>
-        <w:rPr>
-          <w:rFonts w:ascii="Times New Roman" w:hAnsi="Times New Roman" w:cs="Times New Roman"/>
-          <w:sz w:val="40"/>
-          <w:szCs w:val="40"/>
-          <w:lang w:bidi="ne-NP"/>
-        </w:rPr>
-        <w:t>/Good Afternoon</w:t>
+        <w:t>Hello! Good Morning/Good Afternoon</w:t>
       </w:r>
     </w:p>
     <w:p>
@@ -935,7 +915,7 @@
           <w:szCs w:val="40"/>
           <w:lang w:bidi="ne-NP"/>
         </w:rPr>
-        <w:t>6. What is our national animal's name?</w:t>
+        <w:t>6. What is our national animal's?</w:t>
       </w:r>
       <w:r>
         <w:rPr>
@@ -1505,7 +1485,7 @@
           <w:lang w:bidi="ne-NP"/>
         </w:rPr>
         <w:drawing>
-          <wp:anchor distT="0" distB="0" distL="114300" distR="114300" simplePos="0" relativeHeight="251660288" behindDoc="0" locked="0" layoutInCell="1" allowOverlap="1" wp14:anchorId="46F53D93" wp14:editId="16018359">
+          <wp:anchor distT="0" distB="0" distL="114300" distR="114300" simplePos="0" relativeHeight="251660288" behindDoc="0" locked="0" layoutInCell="1" allowOverlap="1" wp14:anchorId="46F53D93" wp14:editId="499171D8">
             <wp:simplePos x="0" y="0"/>
             <wp:positionH relativeFrom="column">
               <wp:posOffset>3746500</wp:posOffset>
@@ -1845,7 +1825,16 @@
           <w:lang w:bidi="ne-NP"/>
         </w:rPr>
         <w:tab/>
-        <w:t xml:space="preserve">    10</w:t>
+        <w:t xml:space="preserve">    </w:t>
+      </w:r>
+      <w:r>
+        <w:rPr>
+          <w:rFonts w:ascii="Times New Roman" w:hAnsi="Times New Roman" w:cs="Times New Roman"/>
+          <w:sz w:val="40"/>
+          <w:szCs w:val="40"/>
+          <w:lang w:bidi="ne-NP"/>
+        </w:rPr>
+        <w:t>5</w:t>
       </w:r>
     </w:p>
     <w:p>
